--- a/抽離教學_數學/初三數學/融合班講義練習/10_圓冪定理與兩圓的公切線/講義_圓冪定理與兩圓的公切線_融合版.docx
+++ b/抽離教學_數學/初三數學/融合班講義練習/10_圓冪定理與兩圓的公切線/講義_圓冪定理與兩圓的公切線_融合版.docx
@@ -2086,6 +2086,1463 @@
     </w:p>
     <w:p>
       <w:pPr>
+        <w:keepNext/>
+        <w:spacing w:line="360" w:lineRule="auto" w:after="80"/>
+        <w:jc w:val="left"/>
+      </w:pPr>
+      <w:r>
+        <w:rPr>
+          <w:rFonts w:ascii="Calibri" w:hAnsi="Calibri" w:eastAsia="微軟正黑體"/>
+          <w:b/>
+          <w:bCs/>
+          <w:sz w:val="28"/>
+          <w:szCs w:val="28"/>
+        </w:rPr>
+        <w:t xml:space="preserve">四、兩圓的公切線長度</w:t>
+      </w:r>
+    </w:p>
+    <w:p>
+      <w:pPr>
+        <w:spacing w:line="360" w:lineRule="auto" w:after="80"/>
+        <w:jc w:val="left"/>
+      </w:pPr>
+      <w:r>
+        <w:rPr>
+          <w:rFonts w:ascii="Calibri" w:hAnsi="Calibri" w:eastAsia="微軟正黑體"/>
+          <w:sz w:val="24"/>
+          <w:szCs w:val="24"/>
+        </w:rPr>
+        <w:t xml:space="preserve">上面學咗點判斷兩圓嘅位置關係、點由半徑求圓心距。而家再進一步：知道咗 R、r、d，仲可以求返公切線本身有幾長。</w:t>
+      </w:r>
+    </w:p>
+    <w:p>
+      <w:pPr>
+        <w:keepNext/>
+        <w:spacing w:line="360" w:lineRule="auto" w:after="80"/>
+        <w:shd w:val="clear" w:color="auto" w:fill="F0F0F0"/>
+        <w:pBdr>
+          <w:left w:val="single" w:sz="18" w:space="8" w:color="555555"/>
+        </w:pBdr>
+        <w:jc w:val="left"/>
+      </w:pPr>
+      <w:r>
+        <w:rPr>
+          <w:rFonts w:ascii="Calibri" w:hAnsi="Calibri" w:eastAsia="微軟正黑體"/>
+          <w:sz w:val="24"/>
+          <w:szCs w:val="24"/>
+        </w:rPr>
+        <w:t xml:space="preserve">設兩圓半徑 R、r（R≥r），圓心距 d。外公切線長 </w:t>
+      </w:r>
+      <m:oMath>
+        <m:r>
+          <m:t xml:space="preserve">L</m:t>
+        </m:r>
+        <m:r>
+          <m:t xml:space="preserve">=</m:t>
+        </m:r>
+        <m:rad>
+          <m:radPr>
+            <m:degHide m:val="1"/>
+          </m:radPr>
+          <m:deg/>
+          <m:e>
+            <m:sSup>
+              <m:e>
+                <m:r>
+                  <m:t xml:space="preserve">d</m:t>
+                </m:r>
+              </m:e>
+              <m:sup>
+                <m:r>
+                  <m:t xml:space="preserve">2</m:t>
+                </m:r>
+              </m:sup>
+            </m:sSup>
+            <m:r>
+              <m:t xml:space="preserve">−</m:t>
+            </m:r>
+            <m:sSup>
+              <m:e>
+                <m:r>
+                  <m:t xml:space="preserve">(</m:t>
+                </m:r>
+                <m:r>
+                  <m:t xml:space="preserve">R</m:t>
+                </m:r>
+                <m:r>
+                  <m:t xml:space="preserve">−</m:t>
+                </m:r>
+                <m:r>
+                  <m:t xml:space="preserve">r</m:t>
+                </m:r>
+                <m:r>
+                  <m:t xml:space="preserve">)</m:t>
+                </m:r>
+              </m:e>
+              <m:sup>
+                <m:r>
+                  <m:t xml:space="preserve">2</m:t>
+                </m:r>
+              </m:sup>
+            </m:sSup>
+          </m:e>
+        </m:rad>
+      </m:oMath>
+      <w:r>
+        <w:rPr>
+          <w:rFonts w:ascii="Calibri" w:hAnsi="Calibri" w:eastAsia="微軟正黑體"/>
+          <w:sz w:val="24"/>
+          <w:szCs w:val="24"/>
+        </w:rPr>
+        <w:t xml:space="preserve">（d≥R−r 時存在）；內公切線長 </w:t>
+      </w:r>
+      <m:oMath>
+        <m:r>
+          <m:t xml:space="preserve">L</m:t>
+        </m:r>
+        <m:r>
+          <m:t xml:space="preserve">=</m:t>
+        </m:r>
+        <m:rad>
+          <m:radPr>
+            <m:degHide m:val="1"/>
+          </m:radPr>
+          <m:deg/>
+          <m:e>
+            <m:sSup>
+              <m:e>
+                <m:r>
+                  <m:t xml:space="preserve">d</m:t>
+                </m:r>
+              </m:e>
+              <m:sup>
+                <m:r>
+                  <m:t xml:space="preserve">2</m:t>
+                </m:r>
+              </m:sup>
+            </m:sSup>
+            <m:r>
+              <m:t xml:space="preserve">−</m:t>
+            </m:r>
+            <m:sSup>
+              <m:e>
+                <m:r>
+                  <m:t xml:space="preserve">(</m:t>
+                </m:r>
+                <m:r>
+                  <m:t xml:space="preserve">R</m:t>
+                </m:r>
+                <m:r>
+                  <m:t xml:space="preserve">+</m:t>
+                </m:r>
+                <m:r>
+                  <m:t xml:space="preserve">r</m:t>
+                </m:r>
+                <m:r>
+                  <m:t xml:space="preserve">)</m:t>
+                </m:r>
+              </m:e>
+              <m:sup>
+                <m:r>
+                  <m:t xml:space="preserve">2</m:t>
+                </m:r>
+              </m:sup>
+            </m:sSup>
+          </m:e>
+        </m:rad>
+      </m:oMath>
+      <w:r>
+        <w:rPr>
+          <w:rFonts w:ascii="Calibri" w:hAnsi="Calibri" w:eastAsia="微軟正黑體"/>
+          <w:sz w:val="24"/>
+          <w:szCs w:val="24"/>
+        </w:rPr>
+        <w:t xml:space="preserve">（只喺兩圓外離，即 d＞R+r 時先存在）。</w:t>
+      </w:r>
+    </w:p>
+    <w:p>
+      <w:pPr>
+        <w:jc w:val="center"/>
+      </w:pPr>
+      <w:r>
+        <w:drawing>
+          <wp:inline xmlns:wp="http://schemas.openxmlformats.org/drawingml/2006/wordprocessingDrawing" distT="0" distB="0" distL="0" distR="0">
+            <wp:extent cx="5400000" cy="1959292"/>
+            <wp:docPr id="4" name="Picture 4"/>
+            <a:graphic xmlns:a="http://schemas.openxmlformats.org/drawingml/2006/main">
+              <a:graphicData uri="http://schemas.openxmlformats.org/drawingml/2006/picture">
+                <pic:pic xmlns:pic="http://schemas.openxmlformats.org/drawingml/2006/picture">
+                  <pic:nvPicPr>
+                    <pic:cNvPr id="4" name="Picture 4"/>
+                    <pic:cNvPicPr/>
+                  </pic:nvPicPr>
+                  <pic:blipFill>
+                    <a:blip r:embed="rIdImg4"/>
+                    <a:stretch>
+                      <a:fillRect/>
+                    </a:stretch>
+                  </pic:blipFill>
+                  <pic:spPr>
+                    <a:xfrm>
+                      <a:off x="0" y="0"/>
+                      <a:ext cx="5400000" cy="1959292"/>
+                    </a:xfrm>
+                    <a:prstGeom prst="rect">
+                      <a:avLst/>
+                    </a:prstGeom>
+                  </pic:spPr>
+                </pic:pic>
+              </a:graphicData>
+            </a:graphic>
+          </wp:inline>
+        </w:drawing>
+      </w:r>
+    </w:p>
+    <w:p>
+      <w:pPr>
+        <w:jc w:val="center"/>
+      </w:pPr>
+      <w:r>
+        <w:rPr>
+          <w:rFonts w:ascii="Calibri" w:hAnsi="Calibri" w:eastAsia="微軟正黑體"/>
+          <w:sz w:val="20"/>
+          <w:szCs w:val="20"/>
+        </w:rPr>
+        <w:t xml:space="preserve">圖：外公切線與內公切線的推導（虛線 O₂C 是輔助線，平行於切線）</w:t>
+      </w:r>
+    </w:p>
+    <w:p>
+      <w:pPr>
+        <w:keepNext/>
+        <w:spacing w:line="360" w:lineRule="auto" w:after="80"/>
+        <w:jc w:val="left"/>
+      </w:pPr>
+      <w:r>
+        <w:rPr>
+          <w:rFonts w:ascii="Calibri" w:hAnsi="Calibri" w:eastAsia="微軟正黑體"/>
+          <w:sz w:val="24"/>
+          <w:szCs w:val="24"/>
+        </w:rPr>
+        <w:t xml:space="preserve">推導：由圓心 O₁、O₂ 分別向切點 A、B 連半徑，半徑必垂直於切線（圓的切線性質）。過小圓心 O₂ 作大圓半徑 O₁A 的平行線，交 O₁A（外公切線）或其延長線（內公切線）於 C，咁 O₂C ∥ AB，即 </w:t>
+      </w:r>
+      <m:oMath>
+        <m:sSub>
+          <m:e>
+            <m:r>
+              <m:t xml:space="preserve">O</m:t>
+            </m:r>
+          </m:e>
+          <m:sub>
+            <m:r>
+              <m:t xml:space="preserve">2</m:t>
+            </m:r>
+          </m:sub>
+        </m:sSub>
+        <m:r>
+          <m:t xml:space="preserve">C</m:t>
+        </m:r>
+        <m:r>
+          <m:t xml:space="preserve">=</m:t>
+        </m:r>
+        <m:r>
+          <m:t xml:space="preserve">A</m:t>
+        </m:r>
+        <m:r>
+          <m:t xml:space="preserve">B</m:t>
+        </m:r>
+        <m:r>
+          <m:t xml:space="preserve">=</m:t>
+        </m:r>
+        <m:r>
+          <m:t xml:space="preserve">L</m:t>
+        </m:r>
+      </m:oMath>
+      <w:r>
+        <w:rPr>
+          <w:rFonts w:ascii="Calibri" w:hAnsi="Calibri" w:eastAsia="微軟正黑體"/>
+          <w:sz w:val="24"/>
+          <w:szCs w:val="24"/>
+        </w:rPr>
+        <w:t xml:space="preserve">（公切線長）；外公切線：C 在 O₁A 上，</w:t>
+      </w:r>
+      <m:oMath>
+        <m:sSub>
+          <m:e>
+            <m:r>
+              <m:t xml:space="preserve">O</m:t>
+            </m:r>
+          </m:e>
+          <m:sub>
+            <m:r>
+              <m:t xml:space="preserve">1</m:t>
+            </m:r>
+          </m:sub>
+        </m:sSub>
+        <m:r>
+          <m:t xml:space="preserve">C</m:t>
+        </m:r>
+        <m:r>
+          <m:t xml:space="preserve">=</m:t>
+        </m:r>
+        <m:r>
+          <m:t xml:space="preserve">R</m:t>
+        </m:r>
+        <m:r>
+          <m:t xml:space="preserve">−</m:t>
+        </m:r>
+        <m:r>
+          <m:t xml:space="preserve">r</m:t>
+        </m:r>
+      </m:oMath>
+      <w:r>
+        <w:rPr>
+          <w:rFonts w:ascii="Calibri" w:hAnsi="Calibri" w:eastAsia="微軟正黑體"/>
+          <w:sz w:val="24"/>
+          <w:szCs w:val="24"/>
+        </w:rPr>
+        <w:t xml:space="preserve">；內公切線：C 在 O₁A 延長線上，</w:t>
+      </w:r>
+      <m:oMath>
+        <m:sSub>
+          <m:e>
+            <m:r>
+              <m:t xml:space="preserve">O</m:t>
+            </m:r>
+          </m:e>
+          <m:sub>
+            <m:r>
+              <m:t xml:space="preserve">1</m:t>
+            </m:r>
+          </m:sub>
+        </m:sSub>
+        <m:r>
+          <m:t xml:space="preserve">C</m:t>
+        </m:r>
+        <m:r>
+          <m:t xml:space="preserve">=</m:t>
+        </m:r>
+        <m:r>
+          <m:t xml:space="preserve">R</m:t>
+        </m:r>
+        <m:r>
+          <m:t xml:space="preserve">+</m:t>
+        </m:r>
+        <m:r>
+          <m:t xml:space="preserve">r</m:t>
+        </m:r>
+      </m:oMath>
+      <w:r>
+        <w:rPr>
+          <w:rFonts w:ascii="Calibri" w:hAnsi="Calibri" w:eastAsia="微軟正黑體"/>
+          <w:sz w:val="24"/>
+          <w:szCs w:val="24"/>
+        </w:rPr>
+        <w:t xml:space="preserve">。三角形 O₁O₂C 的直角喺 C，斜邊 </w:t>
+      </w:r>
+      <m:oMath>
+        <m:sSub>
+          <m:e>
+            <m:r>
+              <m:t xml:space="preserve">O</m:t>
+            </m:r>
+          </m:e>
+          <m:sub>
+            <m:r>
+              <m:t xml:space="preserve">1</m:t>
+            </m:r>
+          </m:sub>
+        </m:sSub>
+        <m:sSub>
+          <m:e>
+            <m:r>
+              <m:t xml:space="preserve">O</m:t>
+            </m:r>
+          </m:e>
+          <m:sub>
+            <m:r>
+              <m:t xml:space="preserve">2</m:t>
+            </m:r>
+          </m:sub>
+        </m:sSub>
+        <m:r>
+          <m:t xml:space="preserve">=</m:t>
+        </m:r>
+        <m:r>
+          <m:t xml:space="preserve">d</m:t>
+        </m:r>
+      </m:oMath>
+      <w:r>
+        <w:rPr>
+          <w:rFonts w:ascii="Calibri" w:hAnsi="Calibri" w:eastAsia="微軟正黑體"/>
+          <w:sz w:val="24"/>
+          <w:szCs w:val="24"/>
+        </w:rPr>
+        <w:t xml:space="preserve">，用勾股定理就得出公式。</w:t>
+      </w:r>
+    </w:p>
+    <w:p>
+      <w:pPr>
+        <w:keepNext/>
+        <w:spacing w:line="360" w:lineRule="auto" w:after="80"/>
+        <w:shd w:val="clear" w:color="auto" w:fill="F0F0F0"/>
+        <w:pBdr>
+          <w:left w:val="single" w:sz="18" w:space="8" w:color="555555"/>
+        </w:pBdr>
+        <w:jc w:val="left"/>
+      </w:pPr>
+      <w:r>
+        <w:rPr>
+          <w:rFonts w:ascii="Calibri" w:hAnsi="Calibri" w:eastAsia="微軟正黑體"/>
+          <w:sz w:val="24"/>
+          <w:szCs w:val="24"/>
+        </w:rPr>
+        <w:t xml:space="preserve">範例：兩圓半徑 R=7、r=2，圓心距 d=13，求外公切線的長度。</w:t>
+      </w:r>
+    </w:p>
+    <w:tbl>
+      <w:tblPr>
+        <w:tblW w:w="11338" w:type="dxa"/>
+        <w:tblBorders>
+          <w:top w:val="single" w:sz="4" w:space="0" w:color="000000"/>
+          <w:left w:val="single" w:sz="4" w:space="0" w:color="000000"/>
+          <w:bottom w:val="single" w:sz="4" w:space="0" w:color="000000"/>
+          <w:right w:val="single" w:sz="4" w:space="0" w:color="000000"/>
+          <w:insideH w:val="single" w:sz="4" w:space="0" w:color="000000"/>
+          <w:insideV w:val="single" w:sz="4" w:space="0" w:color="000000"/>
+        </w:tblBorders>
+        <w:tblLayout w:type="fixed"/>
+      </w:tblPr>
+      <w:tblGrid>
+        <w:gridCol w:w="1721"/>
+        <w:gridCol w:w="411"/>
+        <w:gridCol w:w="2095"/>
+        <w:gridCol w:w="523"/>
+        <w:gridCol w:w="935"/>
+        <w:gridCol w:w="411"/>
+        <w:gridCol w:w="1388"/>
+        <w:gridCol w:w="3854"/>
+      </w:tblGrid>
+      <w:tr>
+        <w:trPr>
+          <w:cantSplit/>
+          <w:tblHeader/>
+        </w:trPr>
+        <w:tc>
+          <w:tcPr>
+            <w:tcW w:w="7484" w:type="dxa"/>
+            <w:gridSpan w:val="7"/>
+            <w:shd w:val="clear" w:color="auto" w:fill="F0F0F0"/>
+            <w:tcMar>
+              <w:top w:w="70" w:type="dxa"/>
+              <w:left w:w="110" w:type="dxa"/>
+              <w:bottom w:w="70" w:type="dxa"/>
+              <w:right w:w="110" w:type="dxa"/>
+            </w:tcMar>
+            <w:vAlign w:val="top"/>
+          </w:tcPr>
+          <w:p>
+            <w:pPr>
+              <w:spacing w:line="360" w:lineRule="auto" w:after="80"/>
+              <w:jc w:val="left"/>
+            </w:pPr>
+            <w:r>
+              <w:rPr>
+                <w:rFonts w:ascii="Calibri" w:hAnsi="Calibri" w:eastAsia="微軟正黑體"/>
+                <w:b/>
+                <w:bCs/>
+                <w:sz w:val="22"/>
+                <w:szCs w:val="22"/>
+              </w:rPr>
+              <w:t xml:space="preserve">算式</w:t>
+            </w:r>
+          </w:p>
+        </w:tc>
+        <w:tc>
+          <w:tcPr>
+            <w:tcW w:w="3854" w:type="dxa"/>
+            <w:shd w:val="clear" w:color="auto" w:fill="F0F0F0"/>
+            <w:tcMar>
+              <w:top w:w="70" w:type="dxa"/>
+              <w:left w:w="110" w:type="dxa"/>
+              <w:bottom w:w="70" w:type="dxa"/>
+              <w:right w:w="110" w:type="dxa"/>
+            </w:tcMar>
+            <w:vAlign w:val="top"/>
+          </w:tcPr>
+          <w:p>
+            <w:pPr>
+              <w:spacing w:line="360" w:lineRule="auto" w:after="80"/>
+              <w:jc w:val="left"/>
+            </w:pPr>
+            <w:r>
+              <w:rPr>
+                <w:rFonts w:ascii="Calibri" w:hAnsi="Calibri" w:eastAsia="微軟正黑體"/>
+                <w:b/>
+                <w:bCs/>
+                <w:sz w:val="22"/>
+                <w:szCs w:val="22"/>
+              </w:rPr>
+              <w:t xml:space="preserve">這一步在做什麼</w:t>
+            </w:r>
+          </w:p>
+        </w:tc>
+      </w:tr>
+      <w:tr>
+        <w:trPr>
+          <w:cantSplit/>
+        </w:trPr>
+        <w:tc>
+          <w:tcPr>
+            <w:tcW w:w="7484" w:type="dxa"/>
+            <w:gridSpan w:val="7"/>
+            <w:tcBorders>
+              <w:top w:val="single" w:sz="4" w:color="000000"/>
+              <w:left w:val="single" w:sz="4" w:color="000000"/>
+              <w:bottom w:val="single" w:sz="4" w:color="000000"/>
+              <w:right w:val="single" w:sz="4" w:color="000000"/>
+            </w:tcBorders>
+            <w:tcMar>
+              <w:top w:w="70" w:type="dxa"/>
+              <w:left w:w="110" w:type="dxa"/>
+              <w:bottom w:w="70" w:type="dxa"/>
+              <w:right w:w="110" w:type="dxa"/>
+            </w:tcMar>
+            <w:vAlign w:val="center"/>
+          </w:tcPr>
+          <w:p>
+            <w:pPr>
+              <w:jc w:val="left"/>
+            </w:pPr>
+            <w:r>
+              <w:rPr>
+                <w:rFonts w:ascii="Calibri" w:hAnsi="Calibri" w:eastAsia="微軟正黑體"/>
+                <w:sz w:val="24"/>
+                <w:szCs w:val="24"/>
+              </w:rPr>
+              <w:t xml:space="preserve">R=7，r=2，d=13（外公切線）</w:t>
+            </w:r>
+          </w:p>
+        </w:tc>
+        <w:tc>
+          <w:tcPr>
+            <w:tcW w:w="3854" w:type="dxa"/>
+            <w:tcBorders>
+              <w:top w:val="single" w:sz="4" w:color="000000"/>
+              <w:left w:val="single" w:sz="4" w:color="000000"/>
+              <w:bottom w:val="single" w:sz="4" w:color="000000"/>
+              <w:right w:val="single" w:sz="4" w:color="000000"/>
+            </w:tcBorders>
+            <w:tcMar>
+              <w:top w:w="70" w:type="dxa"/>
+              <w:left w:w="110" w:type="dxa"/>
+              <w:bottom w:w="70" w:type="dxa"/>
+              <w:right w:w="110" w:type="dxa"/>
+            </w:tcMar>
+            <w:vAlign w:val="center"/>
+          </w:tcPr>
+          <w:p>
+            <w:pPr>
+              <w:jc w:val="left"/>
+            </w:pPr>
+            <w:r>
+              <w:rPr>
+                <w:rFonts w:ascii="Calibri" w:hAnsi="Calibri" w:eastAsia="微軟正黑體"/>
+                <w:sz w:val="24"/>
+                <w:szCs w:val="24"/>
+              </w:rPr>
+              <w:t xml:space="preserve">先記下已知，求 L</w:t>
+            </w:r>
+          </w:p>
+        </w:tc>
+      </w:tr>
+      <w:tr>
+        <w:trPr>
+          <w:cantSplit/>
+        </w:trPr>
+        <w:tc>
+          <w:tcPr>
+            <w:tcW w:w="1721" w:type="dxa"/>
+            <w:tcBorders>
+              <w:top w:val="single" w:sz="4" w:color="000000"/>
+              <w:left w:val="single" w:sz="4" w:color="000000"/>
+              <w:bottom w:val="single" w:sz="4" w:color="000000"/>
+              <w:right w:val="nil" w:sz="4" w:color="000000"/>
+            </w:tcBorders>
+            <w:tcMar>
+              <w:top w:w="70" w:type="dxa"/>
+              <w:left w:w="110" w:type="dxa"/>
+              <w:bottom w:w="70" w:type="dxa"/>
+              <w:right w:w="110" w:type="dxa"/>
+            </w:tcMar>
+            <w:vAlign w:val="center"/>
+          </w:tcPr>
+          <w:p>
+            <w:pPr>
+              <w:jc w:val="right"/>
+            </w:pPr>
+            <w:r>
+              <w:rPr>
+                <w:rFonts w:ascii="Calibri" w:hAnsi="Calibri" w:eastAsia="微軟正黑體"/>
+                <w:sz w:val="24"/>
+                <w:szCs w:val="24"/>
+              </w:rPr>
+              <w:t xml:space="preserve"> </w:t>
+            </w:r>
+            <m:oMath>
+              <m:sSup>
+                <m:e>
+                  <m:r>
+                    <m:t xml:space="preserve">L</m:t>
+                  </m:r>
+                </m:e>
+                <m:sup>
+                  <m:r>
+                    <m:t xml:space="preserve">2</m:t>
+                  </m:r>
+                </m:sup>
+              </m:sSup>
+            </m:oMath>
+          </w:p>
+        </w:tc>
+        <w:tc>
+          <w:tcPr>
+            <w:tcW w:w="411" w:type="dxa"/>
+            <w:tcBorders>
+              <w:top w:val="single" w:sz="4" w:color="000000"/>
+              <w:left w:val="nil" w:sz="4" w:color="000000"/>
+              <w:bottom w:val="single" w:sz="4" w:color="000000"/>
+              <w:right w:val="nil" w:sz="4" w:color="000000"/>
+            </w:tcBorders>
+            <w:tcMar>
+              <w:top w:w="70" w:type="dxa"/>
+              <w:left w:w="110" w:type="dxa"/>
+              <w:bottom w:w="70" w:type="dxa"/>
+              <w:right w:w="110" w:type="dxa"/>
+            </w:tcMar>
+            <w:vAlign w:val="center"/>
+          </w:tcPr>
+          <w:p>
+            <w:pPr>
+              <w:jc w:val="center"/>
+            </w:pPr>
+            <m:oMath>
+              <m:r>
+                <m:t xml:space="preserve">=</m:t>
+              </m:r>
+            </m:oMath>
+          </w:p>
+        </w:tc>
+        <w:tc>
+          <w:tcPr>
+            <w:tcW w:w="5352" w:type="dxa"/>
+            <w:gridSpan w:val="5"/>
+            <w:tcBorders>
+              <w:top w:val="single" w:sz="4" w:color="000000"/>
+              <w:left w:val="nil" w:sz="4" w:color="000000"/>
+              <w:bottom w:val="single" w:sz="4" w:color="000000"/>
+              <w:right w:val="single" w:sz="4" w:color="000000"/>
+            </w:tcBorders>
+            <w:tcMar>
+              <w:top w:w="70" w:type="dxa"/>
+              <w:left w:w="110" w:type="dxa"/>
+              <w:bottom w:w="70" w:type="dxa"/>
+              <w:right w:w="110" w:type="dxa"/>
+            </w:tcMar>
+            <w:vAlign w:val="center"/>
+          </w:tcPr>
+          <w:p>
+            <w:pPr>
+              <w:jc w:val="left"/>
+            </w:pPr>
+            <w:r>
+              <w:rPr>
+                <w:rFonts w:ascii="Calibri" w:hAnsi="Calibri" w:eastAsia="微軟正黑體"/>
+                <w:sz w:val="24"/>
+                <w:szCs w:val="24"/>
+              </w:rPr>
+              <w:t xml:space="preserve"> </w:t>
+            </w:r>
+            <m:oMath>
+              <m:sSup>
+                <m:e>
+                  <m:r>
+                    <m:t xml:space="preserve">d</m:t>
+                  </m:r>
+                </m:e>
+                <m:sup>
+                  <m:r>
+                    <m:t xml:space="preserve">2</m:t>
+                  </m:r>
+                </m:sup>
+              </m:sSup>
+              <m:r>
+                <m:t xml:space="preserve">−</m:t>
+              </m:r>
+              <m:sSup>
+                <m:e>
+                  <m:r>
+                    <m:t xml:space="preserve">(</m:t>
+                  </m:r>
+                  <m:r>
+                    <m:t xml:space="preserve">R</m:t>
+                  </m:r>
+                  <m:r>
+                    <m:t xml:space="preserve">−</m:t>
+                  </m:r>
+                  <m:r>
+                    <m:t xml:space="preserve">r</m:t>
+                  </m:r>
+                  <m:r>
+                    <m:t xml:space="preserve">)</m:t>
+                  </m:r>
+                </m:e>
+                <m:sup>
+                  <m:r>
+                    <m:t xml:space="preserve">2</m:t>
+                  </m:r>
+                </m:sup>
+              </m:sSup>
+            </m:oMath>
+          </w:p>
+        </w:tc>
+        <w:tc>
+          <w:tcPr>
+            <w:tcW w:w="3854" w:type="dxa"/>
+            <w:tcBorders>
+              <w:top w:val="single" w:sz="4" w:color="000000"/>
+              <w:left w:val="single" w:sz="4" w:color="000000"/>
+              <w:bottom w:val="single" w:sz="4" w:color="000000"/>
+              <w:right w:val="single" w:sz="4" w:color="000000"/>
+            </w:tcBorders>
+            <w:tcMar>
+              <w:top w:w="70" w:type="dxa"/>
+              <w:left w:w="110" w:type="dxa"/>
+              <w:bottom w:w="70" w:type="dxa"/>
+              <w:right w:w="110" w:type="dxa"/>
+            </w:tcMar>
+            <w:vAlign w:val="center"/>
+          </w:tcPr>
+          <w:p>
+            <w:pPr>
+              <w:jc w:val="left"/>
+            </w:pPr>
+            <w:r>
+              <w:rPr>
+                <w:rFonts w:ascii="Calibri" w:hAnsi="Calibri" w:eastAsia="微軟正黑體"/>
+                <w:sz w:val="24"/>
+                <w:szCs w:val="24"/>
+              </w:rPr>
+              <w:t xml:space="preserve">外公切線公式</w:t>
+            </w:r>
+          </w:p>
+        </w:tc>
+      </w:tr>
+      <w:tr>
+        <w:trPr>
+          <w:cantSplit/>
+        </w:trPr>
+        <w:tc>
+          <w:tcPr>
+            <w:tcW w:w="1721" w:type="dxa"/>
+            <w:tcBorders>
+              <w:top w:val="single" w:sz="4" w:color="000000"/>
+              <w:left w:val="single" w:sz="4" w:color="000000"/>
+              <w:bottom w:val="single" w:sz="4" w:color="000000"/>
+              <w:right w:val="nil" w:sz="4" w:color="000000"/>
+            </w:tcBorders>
+            <w:tcMar>
+              <w:top w:w="70" w:type="dxa"/>
+              <w:left w:w="110" w:type="dxa"/>
+              <w:bottom w:w="70" w:type="dxa"/>
+              <w:right w:w="110" w:type="dxa"/>
+            </w:tcMar>
+            <w:vAlign w:val="center"/>
+          </w:tcPr>
+          <w:p>
+            <w:pPr>
+              <w:jc w:val="right"/>
+            </w:pPr>
+            <w:r>
+              <w:rPr>
+                <w:rFonts w:ascii="Calibri" w:hAnsi="Calibri" w:eastAsia="微軟正黑體"/>
+                <w:sz w:val="24"/>
+                <w:szCs w:val="24"/>
+              </w:rPr>
+              <w:t xml:space="preserve"> </w:t>
+            </w:r>
+            <m:oMath>
+              <m:sSup>
+                <m:e>
+                  <m:r>
+                    <m:t xml:space="preserve">L</m:t>
+                  </m:r>
+                </m:e>
+                <m:sup>
+                  <m:r>
+                    <m:t xml:space="preserve">2</m:t>
+                  </m:r>
+                </m:sup>
+              </m:sSup>
+            </m:oMath>
+          </w:p>
+        </w:tc>
+        <w:tc>
+          <w:tcPr>
+            <w:tcW w:w="411" w:type="dxa"/>
+            <w:tcBorders>
+              <w:top w:val="single" w:sz="4" w:color="000000"/>
+              <w:left w:val="nil" w:sz="4" w:color="000000"/>
+              <w:bottom w:val="single" w:sz="4" w:color="000000"/>
+              <w:right w:val="nil" w:sz="4" w:color="000000"/>
+            </w:tcBorders>
+            <w:tcMar>
+              <w:top w:w="70" w:type="dxa"/>
+              <w:left w:w="110" w:type="dxa"/>
+              <w:bottom w:w="70" w:type="dxa"/>
+              <w:right w:w="110" w:type="dxa"/>
+            </w:tcMar>
+            <w:vAlign w:val="center"/>
+          </w:tcPr>
+          <w:p>
+            <w:pPr>
+              <w:jc w:val="center"/>
+            </w:pPr>
+            <m:oMath>
+              <m:r>
+                <m:t xml:space="preserve">=</m:t>
+              </m:r>
+            </m:oMath>
+          </w:p>
+        </w:tc>
+        <w:tc>
+          <w:tcPr>
+            <w:tcW w:w="5352" w:type="dxa"/>
+            <w:gridSpan w:val="5"/>
+            <w:tcBorders>
+              <w:top w:val="single" w:sz="4" w:color="000000"/>
+              <w:left w:val="nil" w:sz="4" w:color="000000"/>
+              <w:bottom w:val="single" w:sz="4" w:color="000000"/>
+              <w:right w:val="single" w:sz="4" w:color="000000"/>
+            </w:tcBorders>
+            <w:tcMar>
+              <w:top w:w="70" w:type="dxa"/>
+              <w:left w:w="110" w:type="dxa"/>
+              <w:bottom w:w="70" w:type="dxa"/>
+              <w:right w:w="110" w:type="dxa"/>
+            </w:tcMar>
+            <w:vAlign w:val="center"/>
+          </w:tcPr>
+          <w:p>
+            <w:pPr>
+              <w:jc w:val="left"/>
+            </w:pPr>
+            <w:r>
+              <w:rPr>
+                <w:rFonts w:ascii="Calibri" w:hAnsi="Calibri" w:eastAsia="微軟正黑體"/>
+                <w:sz w:val="24"/>
+                <w:szCs w:val="24"/>
+              </w:rPr>
+              <w:t xml:space="preserve"> </w:t>
+            </w:r>
+            <m:oMath>
+              <m:sSup>
+                <m:e>
+                  <m:r>
+                    <m:t xml:space="preserve">13</m:t>
+                  </m:r>
+                </m:e>
+                <m:sup>
+                  <m:r>
+                    <m:t xml:space="preserve">2</m:t>
+                  </m:r>
+                </m:sup>
+              </m:sSup>
+              <m:r>
+                <m:t xml:space="preserve">−</m:t>
+              </m:r>
+              <m:sSup>
+                <m:e>
+                  <m:r>
+                    <m:t xml:space="preserve">(</m:t>
+                  </m:r>
+                  <m:r>
+                    <m:t xml:space="preserve">7</m:t>
+                  </m:r>
+                  <m:r>
+                    <m:t xml:space="preserve">−</m:t>
+                  </m:r>
+                  <m:r>
+                    <m:t xml:space="preserve">2</m:t>
+                  </m:r>
+                  <m:r>
+                    <m:t xml:space="preserve">)</m:t>
+                  </m:r>
+                </m:e>
+                <m:sup>
+                  <m:r>
+                    <m:t xml:space="preserve">2</m:t>
+                  </m:r>
+                </m:sup>
+              </m:sSup>
+            </m:oMath>
+          </w:p>
+        </w:tc>
+        <w:tc>
+          <w:tcPr>
+            <w:tcW w:w="3854" w:type="dxa"/>
+            <w:tcBorders>
+              <w:top w:val="single" w:sz="4" w:color="000000"/>
+              <w:left w:val="single" w:sz="4" w:color="000000"/>
+              <w:bottom w:val="single" w:sz="4" w:color="000000"/>
+              <w:right w:val="single" w:sz="4" w:color="000000"/>
+            </w:tcBorders>
+            <w:tcMar>
+              <w:top w:w="70" w:type="dxa"/>
+              <w:left w:w="110" w:type="dxa"/>
+              <w:bottom w:w="70" w:type="dxa"/>
+              <w:right w:w="110" w:type="dxa"/>
+            </w:tcMar>
+            <w:vAlign w:val="center"/>
+          </w:tcPr>
+          <w:p>
+            <w:pPr>
+              <w:jc w:val="left"/>
+            </w:pPr>
+            <w:r>
+              <w:rPr>
+                <w:rFonts w:ascii="Calibri" w:hAnsi="Calibri" w:eastAsia="微軟正黑體"/>
+                <w:sz w:val="24"/>
+                <w:szCs w:val="24"/>
+              </w:rPr>
+              <w:t xml:space="preserve">代入已知</w:t>
+            </w:r>
+          </w:p>
+        </w:tc>
+      </w:tr>
+      <w:tr>
+        <w:trPr>
+          <w:cantSplit/>
+        </w:trPr>
+        <w:tc>
+          <w:tcPr>
+            <w:tcW w:w="1721" w:type="dxa"/>
+            <w:tcBorders>
+              <w:top w:val="single" w:sz="4" w:color="000000"/>
+              <w:left w:val="single" w:sz="4" w:color="000000"/>
+              <w:bottom w:val="single" w:sz="4" w:color="000000"/>
+              <w:right w:val="nil" w:sz="4" w:color="000000"/>
+            </w:tcBorders>
+            <w:tcMar>
+              <w:top w:w="70" w:type="dxa"/>
+              <w:left w:w="110" w:type="dxa"/>
+              <w:bottom w:w="70" w:type="dxa"/>
+              <w:right w:w="110" w:type="dxa"/>
+            </w:tcMar>
+            <w:vAlign w:val="center"/>
+          </w:tcPr>
+          <w:p>
+            <w:pPr>
+              <w:jc w:val="right"/>
+            </w:pPr>
+            <w:r>
+              <w:rPr>
+                <w:rFonts w:ascii="Calibri" w:hAnsi="Calibri" w:eastAsia="微軟正黑體"/>
+                <w:sz w:val="24"/>
+                <w:szCs w:val="24"/>
+              </w:rPr>
+              <w:t xml:space="preserve"> </w:t>
+            </w:r>
+            <m:oMath>
+              <m:sSup>
+                <m:e>
+                  <m:r>
+                    <m:t xml:space="preserve">L</m:t>
+                  </m:r>
+                </m:e>
+                <m:sup>
+                  <m:r>
+                    <m:t xml:space="preserve">2</m:t>
+                  </m:r>
+                </m:sup>
+              </m:sSup>
+            </m:oMath>
+          </w:p>
+        </w:tc>
+        <w:tc>
+          <w:tcPr>
+            <w:tcW w:w="411" w:type="dxa"/>
+            <w:tcBorders>
+              <w:top w:val="single" w:sz="4" w:color="000000"/>
+              <w:left w:val="nil" w:sz="4" w:color="000000"/>
+              <w:bottom w:val="single" w:sz="4" w:color="000000"/>
+              <w:right w:val="nil" w:sz="4" w:color="000000"/>
+            </w:tcBorders>
+            <w:tcMar>
+              <w:top w:w="70" w:type="dxa"/>
+              <w:left w:w="110" w:type="dxa"/>
+              <w:bottom w:w="70" w:type="dxa"/>
+              <w:right w:w="110" w:type="dxa"/>
+            </w:tcMar>
+            <w:vAlign w:val="center"/>
+          </w:tcPr>
+          <w:p>
+            <w:pPr>
+              <w:jc w:val="center"/>
+            </w:pPr>
+            <m:oMath>
+              <m:r>
+                <m:t xml:space="preserve">=</m:t>
+              </m:r>
+            </m:oMath>
+          </w:p>
+        </w:tc>
+        <w:tc>
+          <w:tcPr>
+            <w:tcW w:w="5352" w:type="dxa"/>
+            <w:gridSpan w:val="5"/>
+            <w:tcBorders>
+              <w:top w:val="single" w:sz="4" w:color="000000"/>
+              <w:left w:val="nil" w:sz="4" w:color="000000"/>
+              <w:bottom w:val="single" w:sz="4" w:color="000000"/>
+              <w:right w:val="single" w:sz="4" w:color="000000"/>
+            </w:tcBorders>
+            <w:tcMar>
+              <w:top w:w="70" w:type="dxa"/>
+              <w:left w:w="110" w:type="dxa"/>
+              <w:bottom w:w="70" w:type="dxa"/>
+              <w:right w:w="110" w:type="dxa"/>
+            </w:tcMar>
+            <w:vAlign w:val="center"/>
+          </w:tcPr>
+          <w:p>
+            <w:pPr>
+              <w:jc w:val="left"/>
+            </w:pPr>
+            <w:r>
+              <w:rPr>
+                <w:rFonts w:ascii="Calibri" w:hAnsi="Calibri" w:eastAsia="微軟正黑體"/>
+                <w:sz w:val="24"/>
+                <w:szCs w:val="24"/>
+              </w:rPr>
+              <w:t xml:space="preserve"> </w:t>
+            </w:r>
+            <m:oMath>
+              <m:r>
+                <m:t xml:space="preserve">169</m:t>
+              </m:r>
+              <m:r>
+                <m:t xml:space="preserve">−</m:t>
+              </m:r>
+              <m:r>
+                <m:t xml:space="preserve">25</m:t>
+              </m:r>
+            </m:oMath>
+          </w:p>
+        </w:tc>
+        <w:tc>
+          <w:tcPr>
+            <w:tcW w:w="3854" w:type="dxa"/>
+            <w:tcBorders>
+              <w:top w:val="single" w:sz="4" w:color="000000"/>
+              <w:left w:val="single" w:sz="4" w:color="000000"/>
+              <w:bottom w:val="single" w:sz="4" w:color="000000"/>
+              <w:right w:val="single" w:sz="4" w:color="000000"/>
+            </w:tcBorders>
+            <w:tcMar>
+              <w:top w:w="70" w:type="dxa"/>
+              <w:left w:w="110" w:type="dxa"/>
+              <w:bottom w:w="70" w:type="dxa"/>
+              <w:right w:w="110" w:type="dxa"/>
+            </w:tcMar>
+            <w:vAlign w:val="center"/>
+          </w:tcPr>
+          <w:p>
+            <w:pPr>
+              <w:jc w:val="left"/>
+            </w:pPr>
+            <w:r>
+              <w:rPr>
+                <w:rFonts w:ascii="Calibri" w:hAnsi="Calibri" w:eastAsia="微軟正黑體"/>
+                <w:sz w:val="24"/>
+                <w:szCs w:val="24"/>
+              </w:rPr>
+              <w:t xml:space="preserve">先算平方：13²=169，(7−2)²=5²=25</w:t>
+            </w:r>
+          </w:p>
+        </w:tc>
+      </w:tr>
+      <w:tr>
+        <w:trPr>
+          <w:cantSplit/>
+        </w:trPr>
+        <w:tc>
+          <w:tcPr>
+            <w:tcW w:w="1721" w:type="dxa"/>
+            <w:tcBorders>
+              <w:top w:val="single" w:sz="4" w:color="000000"/>
+              <w:left w:val="single" w:sz="4" w:color="000000"/>
+              <w:bottom w:val="single" w:sz="4" w:color="000000"/>
+              <w:right w:val="nil" w:sz="4" w:color="000000"/>
+            </w:tcBorders>
+            <w:tcMar>
+              <w:top w:w="70" w:type="dxa"/>
+              <w:left w:w="110" w:type="dxa"/>
+              <w:bottom w:w="70" w:type="dxa"/>
+              <w:right w:w="110" w:type="dxa"/>
+            </w:tcMar>
+            <w:vAlign w:val="center"/>
+          </w:tcPr>
+          <w:p>
+            <w:pPr>
+              <w:jc w:val="right"/>
+            </w:pPr>
+            <w:r>
+              <w:rPr>
+                <w:rFonts w:ascii="Calibri" w:hAnsi="Calibri" w:eastAsia="微軟正黑體"/>
+                <w:sz w:val="24"/>
+                <w:szCs w:val="24"/>
+              </w:rPr>
+              <w:t xml:space="preserve"> </w:t>
+            </w:r>
+            <m:oMath>
+              <m:sSup>
+                <m:e>
+                  <m:r>
+                    <m:t xml:space="preserve">L</m:t>
+                  </m:r>
+                </m:e>
+                <m:sup>
+                  <m:r>
+                    <m:t xml:space="preserve">2</m:t>
+                  </m:r>
+                </m:sup>
+              </m:sSup>
+            </m:oMath>
+          </w:p>
+        </w:tc>
+        <w:tc>
+          <w:tcPr>
+            <w:tcW w:w="411" w:type="dxa"/>
+            <w:tcBorders>
+              <w:top w:val="single" w:sz="4" w:color="000000"/>
+              <w:left w:val="nil" w:sz="4" w:color="000000"/>
+              <w:bottom w:val="single" w:sz="4" w:color="000000"/>
+              <w:right w:val="nil" w:sz="4" w:color="000000"/>
+            </w:tcBorders>
+            <w:tcMar>
+              <w:top w:w="70" w:type="dxa"/>
+              <w:left w:w="110" w:type="dxa"/>
+              <w:bottom w:w="70" w:type="dxa"/>
+              <w:right w:w="110" w:type="dxa"/>
+            </w:tcMar>
+            <w:vAlign w:val="center"/>
+          </w:tcPr>
+          <w:p>
+            <w:pPr>
+              <w:jc w:val="center"/>
+            </w:pPr>
+            <m:oMath>
+              <m:r>
+                <m:t xml:space="preserve">=</m:t>
+              </m:r>
+            </m:oMath>
+          </w:p>
+        </w:tc>
+        <w:tc>
+          <w:tcPr>
+            <w:tcW w:w="5352" w:type="dxa"/>
+            <w:gridSpan w:val="5"/>
+            <w:tcBorders>
+              <w:top w:val="single" w:sz="4" w:color="000000"/>
+              <w:left w:val="nil" w:sz="4" w:color="000000"/>
+              <w:bottom w:val="single" w:sz="4" w:color="000000"/>
+              <w:right w:val="single" w:sz="4" w:color="000000"/>
+            </w:tcBorders>
+            <w:tcMar>
+              <w:top w:w="70" w:type="dxa"/>
+              <w:left w:w="110" w:type="dxa"/>
+              <w:bottom w:w="70" w:type="dxa"/>
+              <w:right w:w="110" w:type="dxa"/>
+            </w:tcMar>
+            <w:vAlign w:val="center"/>
+          </w:tcPr>
+          <w:p>
+            <w:pPr>
+              <w:jc w:val="left"/>
+            </w:pPr>
+            <w:r>
+              <w:rPr>
+                <w:rFonts w:ascii="Calibri" w:hAnsi="Calibri" w:eastAsia="微軟正黑體"/>
+                <w:sz w:val="24"/>
+                <w:szCs w:val="24"/>
+              </w:rPr>
+              <w:t xml:space="preserve"> </w:t>
+            </w:r>
+            <m:oMath>
+              <m:r>
+                <m:t xml:space="preserve">144</m:t>
+              </m:r>
+            </m:oMath>
+          </w:p>
+        </w:tc>
+        <w:tc>
+          <w:tcPr>
+            <w:tcW w:w="3854" w:type="dxa"/>
+            <w:tcBorders>
+              <w:top w:val="single" w:sz="4" w:color="000000"/>
+              <w:left w:val="single" w:sz="4" w:color="000000"/>
+              <w:bottom w:val="single" w:sz="4" w:color="000000"/>
+              <w:right w:val="single" w:sz="4" w:color="000000"/>
+            </w:tcBorders>
+            <w:tcMar>
+              <w:top w:w="70" w:type="dxa"/>
+              <w:left w:w="110" w:type="dxa"/>
+              <w:bottom w:w="70" w:type="dxa"/>
+              <w:right w:w="110" w:type="dxa"/>
+            </w:tcMar>
+            <w:vAlign w:val="center"/>
+          </w:tcPr>
+          <w:p>
+            <w:pPr>
+              <w:jc w:val="left"/>
+            </w:pPr>
+            <w:r>
+              <w:rPr>
+                <w:rFonts w:ascii="Calibri" w:hAnsi="Calibri" w:eastAsia="微軟正黑體"/>
+                <w:sz w:val="24"/>
+                <w:szCs w:val="24"/>
+              </w:rPr>
+              <w:t xml:space="preserve">相減</w:t>
+            </w:r>
+          </w:p>
+        </w:tc>
+      </w:tr>
+      <w:tr>
+        <w:trPr>
+          <w:cantSplit/>
+        </w:trPr>
+        <w:tc>
+          <w:tcPr>
+            <w:tcW w:w="1721" w:type="dxa"/>
+            <w:tcBorders>
+              <w:top w:val="single" w:sz="4" w:color="000000"/>
+              <w:left w:val="single" w:sz="4" w:color="000000"/>
+              <w:bottom w:val="single" w:sz="4" w:color="000000"/>
+              <w:right w:val="nil" w:sz="4" w:color="000000"/>
+            </w:tcBorders>
+            <w:tcMar>
+              <w:top w:w="70" w:type="dxa"/>
+              <w:left w:w="110" w:type="dxa"/>
+              <w:bottom w:w="70" w:type="dxa"/>
+              <w:right w:w="110" w:type="dxa"/>
+            </w:tcMar>
+            <w:vAlign w:val="center"/>
+          </w:tcPr>
+          <w:p>
+            <w:pPr>
+              <w:jc w:val="right"/>
+            </w:pPr>
+            <w:r>
+              <w:rPr>
+                <w:rFonts w:ascii="Calibri" w:hAnsi="Calibri" w:eastAsia="微軟正黑體"/>
+                <w:sz w:val="24"/>
+                <w:szCs w:val="24"/>
+              </w:rPr>
+              <w:t xml:space="preserve"> </w:t>
+            </w:r>
+            <m:oMath>
+              <m:r>
+                <m:t xml:space="preserve">L</m:t>
+              </m:r>
+            </m:oMath>
+          </w:p>
+        </w:tc>
+        <w:tc>
+          <w:tcPr>
+            <w:tcW w:w="411" w:type="dxa"/>
+            <w:tcBorders>
+              <w:top w:val="single" w:sz="4" w:color="000000"/>
+              <w:left w:val="nil" w:sz="4" w:color="000000"/>
+              <w:bottom w:val="single" w:sz="4" w:color="000000"/>
+              <w:right w:val="nil" w:sz="4" w:color="000000"/>
+            </w:tcBorders>
+            <w:tcMar>
+              <w:top w:w="70" w:type="dxa"/>
+              <w:left w:w="110" w:type="dxa"/>
+              <w:bottom w:w="70" w:type="dxa"/>
+              <w:right w:w="110" w:type="dxa"/>
+            </w:tcMar>
+            <w:vAlign w:val="center"/>
+          </w:tcPr>
+          <w:p>
+            <w:pPr>
+              <w:jc w:val="center"/>
+            </w:pPr>
+            <m:oMath>
+              <m:r>
+                <m:t xml:space="preserve">=</m:t>
+              </m:r>
+            </m:oMath>
+          </w:p>
+        </w:tc>
+        <w:tc>
+          <w:tcPr>
+            <w:tcW w:w="5352" w:type="dxa"/>
+            <w:gridSpan w:val="5"/>
+            <w:tcBorders>
+              <w:top w:val="single" w:sz="4" w:color="000000"/>
+              <w:left w:val="nil" w:sz="4" w:color="000000"/>
+              <w:bottom w:val="single" w:sz="4" w:color="000000"/>
+              <w:right w:val="single" w:sz="4" w:color="000000"/>
+            </w:tcBorders>
+            <w:tcMar>
+              <w:top w:w="70" w:type="dxa"/>
+              <w:left w:w="110" w:type="dxa"/>
+              <w:bottom w:w="70" w:type="dxa"/>
+              <w:right w:w="110" w:type="dxa"/>
+            </w:tcMar>
+            <w:vAlign w:val="center"/>
+          </w:tcPr>
+          <w:p>
+            <w:pPr>
+              <w:jc w:val="left"/>
+            </w:pPr>
+            <w:r>
+              <w:rPr>
+                <w:rFonts w:ascii="Calibri" w:hAnsi="Calibri" w:eastAsia="微軟正黑體"/>
+                <w:sz w:val="24"/>
+                <w:szCs w:val="24"/>
+              </w:rPr>
+              <w:t xml:space="preserve"> </w:t>
+            </w:r>
+            <m:oMath>
+              <m:r>
+                <m:t xml:space="preserve">12</m:t>
+              </m:r>
+            </m:oMath>
+          </w:p>
+        </w:tc>
+        <w:tc>
+          <w:tcPr>
+            <w:tcW w:w="3854" w:type="dxa"/>
+            <w:tcBorders>
+              <w:top w:val="single" w:sz="4" w:color="000000"/>
+              <w:left w:val="single" w:sz="4" w:color="000000"/>
+              <w:bottom w:val="single" w:sz="4" w:color="000000"/>
+              <w:right w:val="single" w:sz="4" w:color="000000"/>
+            </w:tcBorders>
+            <w:tcMar>
+              <w:top w:w="70" w:type="dxa"/>
+              <w:left w:w="110" w:type="dxa"/>
+              <w:bottom w:w="70" w:type="dxa"/>
+              <w:right w:w="110" w:type="dxa"/>
+            </w:tcMar>
+            <w:vAlign w:val="center"/>
+          </w:tcPr>
+          <w:p>
+            <w:pPr>
+              <w:jc w:val="left"/>
+            </w:pPr>
+            <w:r>
+              <w:rPr>
+                <w:rFonts w:ascii="Calibri" w:hAnsi="Calibri" w:eastAsia="微軟正黑體"/>
+                <w:sz w:val="24"/>
+                <w:szCs w:val="24"/>
+              </w:rPr>
+              <w:t xml:space="preserve">開平方；長度取正，不用分兩支</w:t>
+            </w:r>
+          </w:p>
+        </w:tc>
+      </w:tr>
+      <w:tr>
+        <w:trPr>
+          <w:cantSplit/>
+        </w:trPr>
+        <w:tc>
+          <w:tcPr>
+            <w:tcW w:w="7484" w:type="dxa"/>
+            <w:gridSpan w:val="7"/>
+            <w:tcBorders>
+              <w:top w:val="single" w:sz="4" w:color="000000"/>
+              <w:left w:val="single" w:sz="4" w:color="000000"/>
+              <w:bottom w:val="single" w:sz="4" w:color="000000"/>
+              <w:right w:val="single" w:sz="4" w:color="000000"/>
+            </w:tcBorders>
+            <w:tcMar>
+              <w:top w:w="70" w:type="dxa"/>
+              <w:left w:w="110" w:type="dxa"/>
+              <w:bottom w:w="70" w:type="dxa"/>
+              <w:right w:w="110" w:type="dxa"/>
+            </w:tcMar>
+            <w:vAlign w:val="center"/>
+          </w:tcPr>
+          <w:p>
+            <w:pPr>
+              <w:jc w:val="left"/>
+            </w:pPr>
+            <w:r>
+              <w:rPr>
+                <w:rFonts w:ascii="Calibri" w:hAnsi="Calibri" w:eastAsia="微軟正黑體"/>
+                <w:b/>
+                <w:bCs/>
+                <w:sz w:val="24"/>
+                <w:szCs w:val="24"/>
+              </w:rPr>
+              <w:t xml:space="preserve">∴ </w:t>
+            </w:r>
+            <m:oMath>
+              <m:r>
+                <m:t xml:space="preserve">L</m:t>
+              </m:r>
+              <m:r>
+                <m:t xml:space="preserve">=</m:t>
+              </m:r>
+              <m:r>
+                <m:t xml:space="preserve">12</m:t>
+              </m:r>
+            </m:oMath>
+          </w:p>
+        </w:tc>
+        <w:tc>
+          <w:tcPr>
+            <w:tcW w:w="3854" w:type="dxa"/>
+            <w:tcBorders>
+              <w:top w:val="single" w:sz="4" w:color="000000"/>
+              <w:left w:val="single" w:sz="4" w:color="000000"/>
+              <w:bottom w:val="single" w:sz="4" w:color="000000"/>
+              <w:right w:val="single" w:sz="4" w:color="000000"/>
+            </w:tcBorders>
+            <w:tcMar>
+              <w:top w:w="70" w:type="dxa"/>
+              <w:left w:w="110" w:type="dxa"/>
+              <w:bottom w:w="70" w:type="dxa"/>
+              <w:right w:w="110" w:type="dxa"/>
+            </w:tcMar>
+            <w:vAlign w:val="center"/>
+          </w:tcPr>
+          <w:p>
+            <w:pPr>
+              <w:jc w:val="left"/>
+            </w:pPr>
+            <w:r>
+              <w:rPr>
+                <w:rFonts w:ascii="Calibri" w:hAnsi="Calibri" w:eastAsia="微軟正黑體"/>
+                <w:sz w:val="24"/>
+                <w:szCs w:val="24"/>
+              </w:rPr>
+              <w:t xml:space="preserve">外公切線長 12（就是熟悉嘅 5-12-13 直角三角形：R−r=5、L=12、d=13）</w:t>
+            </w:r>
+          </w:p>
+        </w:tc>
+      </w:tr>
+    </w:tbl>
+    <w:p>
+      <w:pPr>
+        <w:spacing w:line="360" w:lineRule="auto"/>
+      </w:pPr>
+    </w:p>
+    <w:p>
+      <w:pPr>
         <w:spacing w:line="360" w:lineRule="auto" w:after="80"/>
         <w:jc w:val="left"/>
       </w:pPr>
@@ -2097,6 +3554,407 @@
         </w:rPr>
         <w:t xml:space="preserve">接下來請拿本單元《課堂練習》，完成練習 A、B、C。</w:t>
       </w:r>
+    </w:p>
+    <w:p>
+      <w:pPr>
+        <w:pageBreakBefore/>
+        <w:keepNext/>
+        <w:spacing w:line="360" w:lineRule="auto" w:after="80"/>
+        <w:jc w:val="left"/>
+      </w:pPr>
+      <w:r>
+        <w:rPr>
+          <w:rFonts w:ascii="Calibri" w:hAnsi="Calibri" w:eastAsia="微軟正黑體"/>
+          <w:b/>
+          <w:bCs/>
+          <w:sz w:val="28"/>
+          <w:szCs w:val="28"/>
+        </w:rPr>
+        <w:t xml:space="preserve">教師實施說明（本頁供教師參考，列印給學生時可不印）</w:t>
+      </w:r>
+    </w:p>
+    <w:tbl>
+      <w:tblPr>
+        <w:tblW w:w="11338" w:type="dxa"/>
+        <w:tblBorders>
+          <w:top w:val="single" w:sz="4" w:space="0" w:color="000000"/>
+          <w:left w:val="single" w:sz="4" w:space="0" w:color="000000"/>
+          <w:bottom w:val="single" w:sz="4" w:space="0" w:color="000000"/>
+          <w:right w:val="single" w:sz="4" w:space="0" w:color="000000"/>
+          <w:insideH w:val="single" w:sz="4" w:space="0" w:color="000000"/>
+          <w:insideV w:val="single" w:sz="4" w:space="0" w:color="000000"/>
+        </w:tblBorders>
+        <w:tblLayout w:type="fixed"/>
+      </w:tblPr>
+      <w:tblGrid>
+        <w:gridCol w:w="3174"/>
+        <w:gridCol w:w="8164"/>
+      </w:tblGrid>
+      <w:tr>
+        <w:trPr>
+          <w:cantSplit/>
+        </w:trPr>
+        <w:tc>
+          <w:tcPr>
+            <w:tcW w:w="3174" w:type="dxa"/>
+            <w:shd w:val="clear" w:color="auto" w:fill="F0F0F0"/>
+            <w:tcMar>
+              <w:top w:w="70" w:type="dxa"/>
+              <w:left w:w="110" w:type="dxa"/>
+              <w:bottom w:w="70" w:type="dxa"/>
+              <w:right w:w="110" w:type="dxa"/>
+            </w:tcMar>
+            <w:vAlign w:val="top"/>
+          </w:tcPr>
+          <w:p>
+            <w:pPr>
+              <w:spacing w:line="360" w:lineRule="auto" w:after="80"/>
+              <w:jc w:val="left"/>
+            </w:pPr>
+            <w:r>
+              <w:rPr>
+                <w:rFonts w:ascii="Calibri" w:hAnsi="Calibri" w:eastAsia="微軟正黑體"/>
+                <w:b/>
+                <w:bCs/>
+                <w:sz w:val="22"/>
+                <w:szCs w:val="22"/>
+              </w:rPr>
+              <w:t xml:space="preserve">本份採用的主設計</w:t>
+            </w:r>
+          </w:p>
+        </w:tc>
+        <w:tc>
+          <w:tcPr>
+            <w:tcW w:w="8164" w:type="dxa"/>
+            <w:tcMar>
+              <w:top w:w="70" w:type="dxa"/>
+              <w:left w:w="110" w:type="dxa"/>
+              <w:bottom w:w="70" w:type="dxa"/>
+              <w:right w:w="110" w:type="dxa"/>
+            </w:tcMar>
+            <w:vAlign w:val="top"/>
+          </w:tcPr>
+          <w:p>
+            <w:pPr>
+              <w:spacing w:line="360" w:lineRule="auto" w:after="80"/>
+              <w:jc w:val="left"/>
+            </w:pPr>
+            <w:r>
+              <w:rPr>
+                <w:rFonts w:ascii="Calibri" w:hAnsi="Calibri" w:eastAsia="微軟正黑體"/>
+                <w:sz w:val="22"/>
+                <w:szCs w:val="22"/>
+              </w:rPr>
+              <w:t xml:space="preserve">D7 提示卡（本頁只說明新增的「四、兩圓的公切線長度」；一～三為原有內容，沿用同一套「定義框＋示意圖＋算式範例」版面）</w:t>
+            </w:r>
+          </w:p>
+        </w:tc>
+      </w:tr>
+      <w:tr>
+        <w:trPr>
+          <w:cantSplit/>
+        </w:trPr>
+        <w:tc>
+          <w:tcPr>
+            <w:tcW w:w="3174" w:type="dxa"/>
+            <w:shd w:val="clear" w:color="auto" w:fill="F0F0F0"/>
+            <w:tcMar>
+              <w:top w:w="70" w:type="dxa"/>
+              <w:left w:w="110" w:type="dxa"/>
+              <w:bottom w:w="70" w:type="dxa"/>
+              <w:right w:w="110" w:type="dxa"/>
+            </w:tcMar>
+            <w:vAlign w:val="top"/>
+          </w:tcPr>
+          <w:p>
+            <w:pPr>
+              <w:spacing w:line="360" w:lineRule="auto" w:after="80"/>
+              <w:jc w:val="left"/>
+            </w:pPr>
+            <w:r>
+              <w:rPr>
+                <w:rFonts w:ascii="Calibri" w:hAnsi="Calibri" w:eastAsia="微軟正黑體"/>
+                <w:b/>
+                <w:bCs/>
+                <w:sz w:val="22"/>
+                <w:szCs w:val="22"/>
+              </w:rPr>
+              <w:t xml:space="preserve">輔助設計</w:t>
+            </w:r>
+          </w:p>
+        </w:tc>
+        <w:tc>
+          <w:tcPr>
+            <w:tcW w:w="8164" w:type="dxa"/>
+            <w:tcMar>
+              <w:top w:w="70" w:type="dxa"/>
+              <w:left w:w="110" w:type="dxa"/>
+              <w:bottom w:w="70" w:type="dxa"/>
+              <w:right w:w="110" w:type="dxa"/>
+            </w:tcMar>
+            <w:vAlign w:val="top"/>
+          </w:tcPr>
+          <w:p>
+            <w:pPr>
+              <w:spacing w:line="360" w:lineRule="auto" w:after="80"/>
+              <w:jc w:val="left"/>
+            </w:pPr>
+            <w:r>
+              <w:rPr>
+                <w:rFonts w:ascii="Calibri" w:hAnsi="Calibri" w:eastAsia="微軟正黑體"/>
+                <w:sz w:val="22"/>
+                <w:szCs w:val="22"/>
+              </w:rPr>
+              <w:t xml:space="preserve">無</w:t>
+            </w:r>
+          </w:p>
+        </w:tc>
+      </w:tr>
+      <w:tr>
+        <w:trPr>
+          <w:cantSplit/>
+        </w:trPr>
+        <w:tc>
+          <w:tcPr>
+            <w:tcW w:w="3174" w:type="dxa"/>
+            <w:shd w:val="clear" w:color="auto" w:fill="F0F0F0"/>
+            <w:tcMar>
+              <w:top w:w="70" w:type="dxa"/>
+              <w:left w:w="110" w:type="dxa"/>
+              <w:bottom w:w="70" w:type="dxa"/>
+              <w:right w:w="110" w:type="dxa"/>
+            </w:tcMar>
+            <w:vAlign w:val="top"/>
+          </w:tcPr>
+          <w:p>
+            <w:pPr>
+              <w:spacing w:line="360" w:lineRule="auto" w:after="80"/>
+              <w:jc w:val="left"/>
+            </w:pPr>
+            <w:r>
+              <w:rPr>
+                <w:rFonts w:ascii="Calibri" w:hAnsi="Calibri" w:eastAsia="微軟正黑體"/>
+                <w:b/>
+                <w:bCs/>
+                <w:sz w:val="22"/>
+                <w:szCs w:val="22"/>
+              </w:rPr>
+              <w:t xml:space="preserve">選用理由</w:t>
+            </w:r>
+          </w:p>
+        </w:tc>
+        <w:tc>
+          <w:tcPr>
+            <w:tcW w:w="8164" w:type="dxa"/>
+            <w:tcMar>
+              <w:top w:w="70" w:type="dxa"/>
+              <w:left w:w="110" w:type="dxa"/>
+              <w:bottom w:w="70" w:type="dxa"/>
+              <w:right w:w="110" w:type="dxa"/>
+            </w:tcMar>
+            <w:vAlign w:val="top"/>
+          </w:tcPr>
+          <w:p>
+            <w:pPr>
+              <w:spacing w:line="360" w:lineRule="auto" w:after="80"/>
+              <w:jc w:val="left"/>
+            </w:pPr>
+            <w:r>
+              <w:rPr>
+                <w:rFonts w:ascii="Calibri" w:hAnsi="Calibri" w:eastAsia="微軟正黑體"/>
+                <w:sz w:val="22"/>
+                <w:szCs w:val="22"/>
+              </w:rPr>
+              <w:t xml:space="preserve">對應 S5 幾何定理與推理：公切線長度公式要求學生同時記住「先判斷 R−r 定R+r」＋「畢氏定理」兩件事，記憶檢索負荷高。D7 三件套（文字定義＋推導示意圖＋代數算式範例）並列，同時支援視覺型與符號型學生；示意圖畫出輔助線 O₂C 嘅由來，令公式唔係死背，而係睇得到點推出嚟。</w:t>
+            </w:r>
+          </w:p>
+        </w:tc>
+      </w:tr>
+      <w:tr>
+        <w:trPr>
+          <w:cantSplit/>
+        </w:trPr>
+        <w:tc>
+          <w:tcPr>
+            <w:tcW w:w="3174" w:type="dxa"/>
+            <w:shd w:val="clear" w:color="auto" w:fill="F0F0F0"/>
+            <w:tcMar>
+              <w:top w:w="70" w:type="dxa"/>
+              <w:left w:w="110" w:type="dxa"/>
+              <w:bottom w:w="70" w:type="dxa"/>
+              <w:right w:w="110" w:type="dxa"/>
+            </w:tcMar>
+            <w:vAlign w:val="top"/>
+          </w:tcPr>
+          <w:p>
+            <w:pPr>
+              <w:spacing w:line="360" w:lineRule="auto" w:after="80"/>
+              <w:jc w:val="left"/>
+            </w:pPr>
+            <w:r>
+              <w:rPr>
+                <w:rFonts w:ascii="Calibri" w:hAnsi="Calibri" w:eastAsia="微軟正黑體"/>
+                <w:b/>
+                <w:bCs/>
+                <w:sz w:val="22"/>
+                <w:szCs w:val="22"/>
+              </w:rPr>
+              <w:t xml:space="preserve">鷹架密度</w:t>
+            </w:r>
+          </w:p>
+        </w:tc>
+        <w:tc>
+          <w:tcPr>
+            <w:tcW w:w="8164" w:type="dxa"/>
+            <w:tcMar>
+              <w:top w:w="70" w:type="dxa"/>
+              <w:left w:w="110" w:type="dxa"/>
+              <w:bottom w:w="70" w:type="dxa"/>
+              <w:right w:w="110" w:type="dxa"/>
+            </w:tcMar>
+            <w:vAlign w:val="top"/>
+          </w:tcPr>
+          <w:p>
+            <w:pPr>
+              <w:spacing w:line="360" w:lineRule="auto" w:after="80"/>
+              <w:jc w:val="left"/>
+            </w:pPr>
+            <w:r>
+              <w:rPr>
+                <w:rFonts w:ascii="Calibri" w:hAnsi="Calibri" w:eastAsia="微軟正黑體"/>
+                <w:sz w:val="22"/>
+                <w:szCs w:val="22"/>
+              </w:rPr>
+              <w:t xml:space="preserve">全班共用</w:t>
+            </w:r>
+          </w:p>
+        </w:tc>
+      </w:tr>
+      <w:tr>
+        <w:trPr>
+          <w:cantSplit/>
+        </w:trPr>
+        <w:tc>
+          <w:tcPr>
+            <w:tcW w:w="3174" w:type="dxa"/>
+            <w:shd w:val="clear" w:color="auto" w:fill="F0F0F0"/>
+            <w:tcMar>
+              <w:top w:w="70" w:type="dxa"/>
+              <w:left w:w="110" w:type="dxa"/>
+              <w:bottom w:w="70" w:type="dxa"/>
+              <w:right w:w="110" w:type="dxa"/>
+            </w:tcMar>
+            <w:vAlign w:val="top"/>
+          </w:tcPr>
+          <w:p>
+            <w:pPr>
+              <w:spacing w:line="360" w:lineRule="auto" w:after="80"/>
+              <w:jc w:val="left"/>
+            </w:pPr>
+            <w:r>
+              <w:rPr>
+                <w:rFonts w:ascii="Calibri" w:hAnsi="Calibri" w:eastAsia="微軟正黑體"/>
+                <w:b/>
+                <w:bCs/>
+                <w:sz w:val="22"/>
+                <w:szCs w:val="22"/>
+              </w:rPr>
+              <w:t xml:space="preserve">褪除路徑</w:t>
+            </w:r>
+          </w:p>
+        </w:tc>
+        <w:tc>
+          <w:tcPr>
+            <w:tcW w:w="8164" w:type="dxa"/>
+            <w:tcMar>
+              <w:top w:w="70" w:type="dxa"/>
+              <w:left w:w="110" w:type="dxa"/>
+              <w:bottom w:w="70" w:type="dxa"/>
+              <w:right w:w="110" w:type="dxa"/>
+            </w:tcMar>
+            <w:vAlign w:val="top"/>
+          </w:tcPr>
+          <w:p>
+            <w:pPr>
+              <w:spacing w:line="360" w:lineRule="auto" w:after="80"/>
+              <w:jc w:val="left"/>
+            </w:pPr>
+            <w:r>
+              <w:rPr>
+                <w:rFonts w:ascii="Calibri" w:hAnsi="Calibri" w:eastAsia="微軟正黑體"/>
+                <w:sz w:val="22"/>
+                <w:szCs w:val="22"/>
+              </w:rPr>
+              <w:t xml:space="preserve">完整推導圖＋逐步算式範例 → 只留公式框（唔畫推導圖，要求學生自己畫）→ 只留一句「先判斷 R±r，再套勾股定理」→ 完全唔提示，直接讀 R、r、d 求 L。</w:t>
+            </w:r>
+          </w:p>
+        </w:tc>
+      </w:tr>
+      <w:tr>
+        <w:trPr>
+          <w:cantSplit/>
+        </w:trPr>
+        <w:tc>
+          <w:tcPr>
+            <w:tcW w:w="3174" w:type="dxa"/>
+            <w:shd w:val="clear" w:color="auto" w:fill="F0F0F0"/>
+            <w:tcMar>
+              <w:top w:w="70" w:type="dxa"/>
+              <w:left w:w="110" w:type="dxa"/>
+              <w:bottom w:w="70" w:type="dxa"/>
+              <w:right w:w="110" w:type="dxa"/>
+            </w:tcMar>
+            <w:vAlign w:val="top"/>
+          </w:tcPr>
+          <w:p>
+            <w:pPr>
+              <w:spacing w:line="360" w:lineRule="auto" w:after="80"/>
+              <w:jc w:val="left"/>
+            </w:pPr>
+            <w:r>
+              <w:rPr>
+                <w:rFonts w:ascii="Calibri" w:hAnsi="Calibri" w:eastAsia="微軟正黑體"/>
+                <w:b/>
+                <w:bCs/>
+                <w:sz w:val="22"/>
+                <w:szCs w:val="22"/>
+              </w:rPr>
+              <w:t xml:space="preserve">對應官方輔助措施代碼</w:t>
+            </w:r>
+          </w:p>
+        </w:tc>
+        <w:tc>
+          <w:tcPr>
+            <w:tcW w:w="8164" w:type="dxa"/>
+            <w:tcMar>
+              <w:top w:w="70" w:type="dxa"/>
+              <w:left w:w="110" w:type="dxa"/>
+              <w:bottom w:w="70" w:type="dxa"/>
+              <w:right w:w="110" w:type="dxa"/>
+            </w:tcMar>
+            <w:vAlign w:val="top"/>
+          </w:tcPr>
+          <w:p>
+            <w:pPr>
+              <w:spacing w:line="360" w:lineRule="auto" w:after="80"/>
+              <w:jc w:val="left"/>
+            </w:pPr>
+            <w:r>
+              <w:rPr>
+                <w:rFonts w:ascii="Calibri" w:hAnsi="Calibri" w:eastAsia="微軟正黑體"/>
+                <w:sz w:val="22"/>
+                <w:szCs w:val="22"/>
+              </w:rPr>
+              <w:t xml:space="preserve">a3 提示題目重點</w:t>
+            </w:r>
+          </w:p>
+        </w:tc>
+      </w:tr>
+    </w:tbl>
+    <w:p>
+      <w:pPr>
+        <w:spacing w:line="360" w:lineRule="auto"/>
+      </w:pPr>
     </w:p>
     <w:sectPr>
       <w:footerReference w:type="default" r:id="rIdFooter1"/>
